--- a/companies/meridian-actuarial/Engagements/Wells, Walsh and Martinez/2023.06.22 - Status Report - Wells, Walsh and Martinez v2 FINAL.docx
+++ b/companies/meridian-actuarial/Engagements/Wells, Walsh and Martinez/2023.06.22 - Status Report - Wells, Walsh and Martinez v2 FINAL.docx
@@ -7,16 +7,12 @@
         <w:pStyle w:val="Heading1"/>
       </w:pPr>
       <w:r>
-        <w:t>Status Report: Funding Policy Study</w:t>
+        <w:t>Status Report: Funding Policy Study for Wells, Walsh and Martinez</w:t>
       </w:r>
     </w:p>
     <w:p>
       <w:r>
-        <w:t>Prepared for: Wells, Walsh and Martinez</w:t>
-        <w:br/>
-        <w:t>Prepared by: Michelle Banks, Actuarial Associate</w:t>
-        <w:br/>
-        <w:t>Covering: the period through the midpoint of the engagement</w:t>
+        <w:t>Prepared by Michelle Banks, Actuarial Associate, for the leadership of Wells, Walsh and Martinez. This report covers the study at its midpoint. The work is where the plan called for it to be at this stage: the data is closed, the projection workbook is built, and the scenario runs have begun.</w:t>
       </w:r>
     </w:p>
     <w:p>
@@ -29,7 +25,17 @@
     </w:p>
     <w:p>
       <w:r>
-        <w:t>The study of the plan's funding policy is at roughly its midpoint and is on schedule. The current-practice review is complete, the census has been reconciled, and the objectives statement is drafted and with your office. The projection model is built and the base case runs. The candidate policies are specified and are being priced now. Nothing we have found so far changes our view that the work can be delivered within the scope and on the schedule set out in the engagement letter. Two data items remain open. Neither is holding up the analysis, and both will hold up the report if they stay open. That distinction is one this report will keep making.</w:t>
+        <w:t>The study is on schedule and within the agreed scope. The participant and asset data is reconciled and closed, and the current funding policy and plan provisions are confirmed as written.</w:t>
+      </w:r>
+    </w:p>
+    <w:p>
+      <w:r>
+        <w:t>The projection workbook is built and checked, and the first scenario runs are complete and in review. What remains is the bulk of the scenario analysis and the drafting of the report and its exhibits.</w:t>
+      </w:r>
+    </w:p>
+    <w:p>
+      <w:r>
+        <w:t>Nothing to date has surprised us. The one open data item, noted below, is the sort we expected to work through at this stage, and we are handling it accordingly rather than letting it hold up the modeling.</w:t>
       </w:r>
     </w:p>
     <w:p>
@@ -37,7 +43,12 @@
         <w:pStyle w:val="Heading2"/>
       </w:pPr>
       <w:r>
-        <w:t>Completed This Period</w:t>
+        <w:t>Finished this period</w:t>
+      </w:r>
+    </w:p>
+    <w:p>
+      <w:r>
+        <w:t>Three things closed since the engagement began:</w:t>
       </w:r>
     </w:p>
     <w:p>
@@ -45,7 +56,7 @@
         <w:pStyle w:val="ListBullet"/>
       </w:pPr>
       <w:r>
-        <w:t>Current practice documented. How the plan's contribution has been determined is now written down: the cost method, the asset valuation method and the smoothing it applies, and the amortization of the unfunded liability with the period over which it is being paid down. This is a description of what has been done. It is not a criticism of it, and it should not be read as one.</w:t>
+        <w:t>Data reconciliation. David Sherman rebuilt the census from the files your team at Wells, Walsh and Martinez provided and tied the head counts, the covered payroll, and the benefit amounts to the prior year. The handful of records that arrived without clean service dates were resolved against your source data. The reconciled file is now the basis for everything downstream, and the report will state that we relied on it.</w:t>
       </w:r>
     </w:p>
     <w:p>
@@ -53,7 +64,7 @@
         <w:pStyle w:val="ListBullet"/>
       </w:pPr>
       <w:r>
-        <w:t>Census reconciled. David Sherman reconciled the participant extract against the population in the most recent valuation report. The two differ by nine records, each of which is individually explained: seven terminations processed after the extract date and two rehires appearing twice. No liability is affected. We record it because an unexplained difference discovered later is expensive and an explained one is not.</w:t>
+        <w:t>Provisions and policy. We confirmed the plan provisions and the current funding policy as written, so the study measures what the plan actually does today rather than what a summary of it says. Where the written policy left a step to judgment, we noted it for the report instead of filling it in ourselves.</w:t>
       </w:r>
     </w:p>
     <w:p>
@@ -61,23 +72,7 @@
         <w:pStyle w:val="ListBullet"/>
       </w:pPr>
       <w:r>
-        <w:t>Contribution history assembled. The amounts actually contributed are now set against the amounts indicated for the same years. They diverge, and the divergence tracks the firm's own results rather than anything about the plan. We have measured this. We have not yet formed a view on it, and we would rather you saw the measurement before you saw our view.</w:t>
-      </w:r>
-    </w:p>
-    <w:p>
-      <w:pPr>
-        <w:pStyle w:val="ListBullet"/>
-      </w:pPr>
-      <w:r>
-        <w:t>Objectives drafted. Following the working session with your office, the statement records benefit security first and contribution stability second, with equity across partner cohorts identified and unresolved. It stays in draft until the projections show what the ranking costs.</w:t>
-      </w:r>
-    </w:p>
-    <w:p>
-      <w:pPr>
-        <w:pStyle w:val="ListBullet"/>
-      </w:pPr>
-      <w:r>
-        <w:t>Projection model built. It runs on the assumptions in the most recent valuation as its base case. The base case is what we were given. Anything we vary from it will be labeled in the report as ours.</w:t>
+        <w:t>The projection model. The workbook that carries the policy forward is built and checked, with each exhibit traceable to its source. We ran the baseline twice from clean inputs and got the same numbers, which is the test we use before any scenario work begins.</w:t>
       </w:r>
     </w:p>
     <w:p>
@@ -85,47 +80,22 @@
         <w:pStyle w:val="Heading2"/>
       </w:pPr>
       <w:r>
-        <w:t>Work Underway and Upcoming</w:t>
+        <w:t>The work ahead</w:t>
       </w:r>
     </w:p>
     <w:p>
-      <w:pPr>
-        <w:pStyle w:val="ListBullet"/>
-      </w:pPr>
       <w:r>
-        <w:t>Price the three candidate policies deterministically, on the base case and on stressed variants around the discount rate and mortality improvement.</w:t>
+        <w:t>The next stretch is the scenario analysis. We will run the current policy forward under the agreed economic and demographic scenarios and build the exhibits that show how the funded status and the contribution behave across the range.</w:t>
       </w:r>
     </w:p>
     <w:p>
-      <w:pPr>
-        <w:pStyle w:val="ListBullet"/>
-      </w:pPr>
       <w:r>
-        <w:t>Run the stochastic work, limited to the questions where the spread of outcomes rather than a single path is what the decision turns on. We do not intend to run it where it would add decimal places and nothing else.</w:t>
+        <w:t>A separate exhibit will show the year-to-year swing in the contribution, not only its long-run level, so the board can see the volatility the policy carries and not just its average cost.</w:t>
       </w:r>
     </w:p>
     <w:p>
-      <w:pPr>
-        <w:pStyle w:val="ListBullet"/>
-      </w:pPr>
       <w:r>
-        <w:t>Resolve the equity question with your office, or record it as unresolved and show what each candidate does to it. Either is an acceptable outcome. Leaving it unstated is not.</w:t>
-      </w:r>
-    </w:p>
-    <w:p>
-      <w:pPr>
-        <w:pStyle w:val="ListBullet"/>
-      </w:pPr>
-      <w:r>
-        <w:t>Draft the written policy in adoptable form, including the review cadence and the conditions that would trigger a review off cycle.</w:t>
-      </w:r>
-    </w:p>
-    <w:p>
-      <w:pPr>
-        <w:pStyle w:val="ListBullet"/>
-      </w:pPr>
-      <w:r>
-        <w:t>Internal review by Robert Lawrence before any of it is presented to the firm.</w:t>
+        <w:t>After the scenarios, we draft the report. It keeps apart the three things that are easy to run together: what the data measure, what we have assumed, and what we conclude. The board will be able to see which conclusions rest on which assumptions, and weigh each one on its own.</w:t>
       </w:r>
     </w:p>
     <w:p>
@@ -138,7 +108,12 @@
     </w:p>
     <w:p>
       <w:r>
-        <w:t>The fixed fee for this engagement is $32,500. We are approximately half through the fee and approximately half through the work, and we do not expect to ask for more. The scope has not changed and nothing has arisen that we would characterize as outside it. If the missing amendment turns out to alter the plan's provisions in a way the recent valuations did not reflect, that would be a scope conversation, and it is one we would start with you before doing the work rather than after. We do not presently think that likely.</w:t>
+        <w:t>The engagement is a fixed fee of $32,500, and the work to date is tracking within it. Roughly half the fee is earned against the data work and the modeling now complete, which is where the study should sit at its midpoint.</w:t>
+      </w:r>
+    </w:p>
+    <w:p>
+      <w:r>
+        <w:t>We do not foresee a change to the fee. If the scope moves, for instance if the board asks for scenarios beyond the ones we agreed, we will raise it with you and size the added work before we take it on.</w:t>
       </w:r>
     </w:p>
     <w:p>
@@ -146,52 +121,40 @@
         <w:pStyle w:val="Heading2"/>
       </w:pPr>
       <w:r>
-        <w:t>Risks and Open Items</w:t>
+        <w:t>Schedule</w:t>
+      </w:r>
+    </w:p>
+    <w:p>
+      <w:r>
+        <w:t>The study sits at its midpoint, and the remaining work is the scenario analysis and the writing. That is the more predictable half of a study like this, because the inputs are settled and the method is set.</w:t>
+      </w:r>
+    </w:p>
+    <w:p>
+      <w:r>
+        <w:t>We are holding to the plan we set at the outset. If anything in the scenario runs changes that view, you will hear it from us promptly rather than at the next scheduled update.</w:t>
       </w:r>
     </w:p>
     <w:p>
       <w:pPr>
-        <w:pStyle w:val="ListBullet"/>
+        <w:pStyle w:val="Heading2"/>
       </w:pPr>
       <w:r>
-        <w:t>Missing amendment. The plan document refers to an amendment that is not in the material we received. It does not block the model, because the recent valuations appear to have valued the provisions as we understand them. It blocks the report, because we will not describe provisions we have not read. This is the item most likely to move the delivery date and it sits with your recordkeeper, not with us.</w:t>
-      </w:r>
-    </w:p>
-    <w:p>
-      <w:pPr>
-        <w:pStyle w:val="ListBullet"/>
-      </w:pPr>
-      <w:r>
-        <w:t>Custodian statements for one quarter. Outstanding. Low risk. The asset roll-forward completes once they arrive and the projections do not depend on them.</w:t>
-      </w:r>
-    </w:p>
-    <w:p>
-      <w:pPr>
-        <w:pStyle w:val="ListBullet"/>
-      </w:pPr>
-      <w:r>
-        <w:t>The equity question. It was not resolved at the working session and it will not resolve itself. It is a decision for Wells, Walsh and Martinez and not an actuarial one. We will show the consequences of each candidate for it and we will not choose for you.</w:t>
-      </w:r>
-    </w:p>
-    <w:p>
-      <w:pPr>
-        <w:pStyle w:val="ListBullet"/>
-      </w:pPr>
-      <w:r>
-        <w:t>Expectations about stability. Contribution stability, ranked second, is bought with contributions that are higher on average in the good years. That is arithmetic rather than opinion. If the firm sees the figure and finds it unacceptable, the objectives statement changes and the candidates change with it. That is an ordinary outcome at this stage and a disruptive one later, which is why we want the ranking tested against real figures before the policy is drafted.</w:t>
-      </w:r>
-    </w:p>
-    <w:p>
-      <w:pPr>
-        <w:pStyle w:val="ListBullet"/>
-      </w:pPr>
-      <w:r>
-        <w:t>Data quality generally. All of the above rests on information your office and your service providers have furnished. We have reviewed it for internal consistency and general reasonableness. We have not audited it, and we do not.</w:t>
+        <w:t>Open items and risk</w:t>
       </w:r>
     </w:p>
     <w:p>
       <w:r>
-        <w:t>David Sherman and I are available to walk through any of this by phone. If the missing amendment can be produced in the next two weeks, we do not at present see anything between here and delivery on the schedule we set.</w:t>
+        <w:t>One data item is still open. The most recent asset statement has not yet tied to the custodian report, and until it does the projections carry the prior valuation's assets as a marked placeholder. We expect this to resolve shortly and do not think it will move the conclusions, but the draft exhibits stay flagged until it clears.</w:t>
+      </w:r>
+    </w:p>
+    <w:p>
+      <w:r>
+        <w:t>The scenario set is the other item to watch. The scenarios we agreed cover the range we think the board should see, but others can be added if you want them. That would extend the analysis, and we would size it with you first.</w:t>
+      </w:r>
+    </w:p>
+    <w:p>
+      <w:r>
+        <w:t>Neither item threatens the schedule as it stands. We will send the next update when the scenario runs are complete, with the first exhibits attached for your review.</w:t>
       </w:r>
     </w:p>
     <w:sectPr>
